--- a/cs681/Research_Paper_Topic_Suggestions.docx
+++ b/cs681/Research_Paper_Topic_Suggestions.docx
@@ -1,6 +1,6 @@
 
 <file path=word/document.xml><?xml version="1.0" encoding="utf-8"?>
-<w:document xmlns:wpc="http://schemas.microsoft.com/office/word/2010/wordprocessingCanvas" xmlns:cx="http://schemas.microsoft.com/office/drawing/2014/chartex" xmlns:cx1="http://schemas.microsoft.com/office/drawing/2015/9/8/chartex" xmlns:mc="http://schemas.openxmlformats.org/markup-compatibility/2006" xmlns:o="urn:schemas-microsoft-com:office:office" xmlns:r="http://schemas.openxmlformats.org/officeDocument/2006/relationships" xmlns:m="http://schemas.openxmlformats.org/officeDocument/2006/math" xmlns:v="urn:schemas-microsoft-com:vml" xmlns:wp14="http://schemas.microsoft.com/office/word/2010/wordprocessingDrawing" xmlns:wp="http://schemas.openxmlformats.org/drawingml/2006/wordprocessingDrawing" xmlns:w10="urn:schemas-microsoft-com:office:word" xmlns:w="http://schemas.openxmlformats.org/wordprocessingml/2006/main" xmlns:w14="http://schemas.microsoft.com/office/word/2010/wordml" xmlns:w15="http://schemas.microsoft.com/office/word/2012/wordml" xmlns:w16se="http://schemas.microsoft.com/office/word/2015/wordml/symex" xmlns:wpg="http://schemas.microsoft.com/office/word/2010/wordprocessingGroup" xmlns:wpi="http://schemas.microsoft.com/office/word/2010/wordprocessingInk" xmlns:wne="http://schemas.microsoft.com/office/word/2006/wordml" xmlns:wps="http://schemas.microsoft.com/office/word/2010/wordprocessingShape" mc:Ignorable="w14 w15 w16se wp14">
+<w:document xmlns:wpc="http://schemas.microsoft.com/office/word/2010/wordprocessingCanvas" xmlns:cx="http://schemas.microsoft.com/office/drawing/2014/chartex" xmlns:cx1="http://schemas.microsoft.com/office/drawing/2015/9/8/chartex" xmlns:cx2="http://schemas.microsoft.com/office/drawing/2015/10/21/chartex" xmlns:cx3="http://schemas.microsoft.com/office/drawing/2016/5/9/chartex" xmlns:cx4="http://schemas.microsoft.com/office/drawing/2016/5/10/chartex" xmlns:cx5="http://schemas.microsoft.com/office/drawing/2016/5/11/chartex" xmlns:cx6="http://schemas.microsoft.com/office/drawing/2016/5/12/chartex" xmlns:cx7="http://schemas.microsoft.com/office/drawing/2016/5/13/chartex" xmlns:cx8="http://schemas.microsoft.com/office/drawing/2016/5/14/chartex" xmlns:mc="http://schemas.openxmlformats.org/markup-compatibility/2006" xmlns:aink="http://schemas.microsoft.com/office/drawing/2016/ink" xmlns:am3d="http://schemas.microsoft.com/office/drawing/2017/model3d" xmlns:o="urn:schemas-microsoft-com:office:office" xmlns:oel="http://schemas.microsoft.com/office/2019/extlst" xmlns:r="http://schemas.openxmlformats.org/officeDocument/2006/relationships" xmlns:m="http://schemas.openxmlformats.org/officeDocument/2006/math" xmlns:v="urn:schemas-microsoft-com:vml" xmlns:wp14="http://schemas.microsoft.com/office/word/2010/wordprocessingDrawing" xmlns:wp="http://schemas.openxmlformats.org/drawingml/2006/wordprocessingDrawing" xmlns:w10="urn:schemas-microsoft-com:office:word" xmlns:w="http://schemas.openxmlformats.org/wordprocessingml/2006/main" xmlns:w14="http://schemas.microsoft.com/office/word/2010/wordml" xmlns:w15="http://schemas.microsoft.com/office/word/2012/wordml" xmlns:w16cex="http://schemas.microsoft.com/office/word/2018/wordml/cex" xmlns:w16cid="http://schemas.microsoft.com/office/word/2016/wordml/cid" xmlns:w16="http://schemas.microsoft.com/office/word/2018/wordml" xmlns:w16du="http://schemas.microsoft.com/office/word/2023/wordml/word16du" xmlns:w16sdtdh="http://schemas.microsoft.com/office/word/2020/wordml/sdtdatahash" xmlns:w16sdtfl="http://schemas.microsoft.com/office/word/2024/wordml/sdtformatlock" xmlns:w16se="http://schemas.microsoft.com/office/word/2015/wordml/symex" xmlns:wpg="http://schemas.microsoft.com/office/word/2010/wordprocessingGroup" xmlns:wpi="http://schemas.microsoft.com/office/word/2010/wordprocessingInk" xmlns:wne="http://schemas.microsoft.com/office/word/2006/wordml" xmlns:wps="http://schemas.microsoft.com/office/word/2010/wordprocessingShape" mc:Ignorable="w14 w15 w16se w16cid w16 w16cex w16sdtdh w16sdtfl w16du wp14">
   <w:body>
     <w:p>
       <w:pPr>
@@ -31,7 +31,16 @@
           <w:sz w:val="32"/>
           <w:szCs w:val="32"/>
         </w:rPr>
-        <w:t>Research Paper Topic Suggestions</w:t>
+        <w:t xml:space="preserve">Research Paper Topic </w:t>
+      </w:r>
+      <w:r>
+        <w:rPr>
+          <w:i/>
+          <w:iCs/>
+          <w:sz w:val="32"/>
+          <w:szCs w:val="32"/>
+        </w:rPr>
+        <w:t>Suggestions</w:t>
       </w:r>
     </w:p>
     <w:p>
@@ -74,56 +83,121 @@
           <w:sz w:val="24"/>
           <w:szCs w:val="24"/>
         </w:rPr>
-        <w:t>The effect of different loop orderings</w:t>
-      </w:r>
-      <w:r>
-        <w:rPr>
-          <w:sz w:val="24"/>
-          <w:szCs w:val="24"/>
-        </w:rPr>
-        <w:t xml:space="preserve"> (there are 6) </w:t>
-      </w:r>
-      <w:r>
-        <w:rPr>
-          <w:sz w:val="24"/>
-          <w:szCs w:val="24"/>
-        </w:rPr>
-        <w:t xml:space="preserve">for </w:t>
-      </w:r>
-      <w:r>
-        <w:rPr>
-          <w:sz w:val="24"/>
-          <w:szCs w:val="24"/>
-        </w:rPr>
-        <w:t xml:space="preserve">the </w:t>
-      </w:r>
-      <w:r>
-        <w:rPr>
-          <w:sz w:val="24"/>
-          <w:szCs w:val="24"/>
-        </w:rPr>
-        <w:t xml:space="preserve">matrix multiplication </w:t>
-      </w:r>
-      <w:r>
-        <w:rPr>
-          <w:sz w:val="24"/>
-          <w:szCs w:val="24"/>
-        </w:rPr>
-        <w:t xml:space="preserve">of </w:t>
-      </w:r>
-      <w:r>
-        <w:rPr>
-          <w:sz w:val="24"/>
-          <w:szCs w:val="24"/>
-        </w:rPr>
-        <w:t>various sizes of large matrices</w:t>
-      </w:r>
-      <w:r>
-        <w:rPr>
-          <w:sz w:val="24"/>
-          <w:szCs w:val="24"/>
-        </w:rPr>
-        <w:t xml:space="preserve"> (~ 1Kx1K) on execution time.</w:t>
+        <w:t xml:space="preserve">Compare the performance of </w:t>
+      </w:r>
+      <w:r>
+        <w:rPr>
+          <w:i/>
+          <w:iCs/>
+          <w:sz w:val="24"/>
+          <w:szCs w:val="24"/>
+        </w:rPr>
+        <w:t>insertion sort</w:t>
+      </w:r>
+      <w:r>
+        <w:rPr>
+          <w:sz w:val="24"/>
+          <w:szCs w:val="24"/>
+        </w:rPr>
+        <w:t xml:space="preserve"> </w:t>
+      </w:r>
+      <w:r>
+        <w:rPr>
+          <w:sz w:val="24"/>
+          <w:szCs w:val="24"/>
+        </w:rPr>
+        <w:t xml:space="preserve">vs. </w:t>
+      </w:r>
+      <w:r>
+        <w:rPr>
+          <w:i/>
+          <w:iCs/>
+          <w:sz w:val="24"/>
+          <w:szCs w:val="24"/>
+        </w:rPr>
+        <w:t>selection sort</w:t>
+      </w:r>
+      <w:r>
+        <w:rPr>
+          <w:sz w:val="24"/>
+          <w:szCs w:val="24"/>
+        </w:rPr>
+        <w:t xml:space="preserve"> </w:t>
+      </w:r>
+      <w:r>
+        <w:rPr>
+          <w:sz w:val="24"/>
+          <w:szCs w:val="24"/>
+        </w:rPr>
+        <w:t xml:space="preserve">for various </w:t>
+      </w:r>
+      <w:r>
+        <w:rPr>
+          <w:sz w:val="24"/>
+          <w:szCs w:val="24"/>
+        </w:rPr>
+        <w:t xml:space="preserve">data scalings and </w:t>
+      </w:r>
+      <w:r>
+        <w:rPr>
+          <w:sz w:val="24"/>
+          <w:szCs w:val="24"/>
+        </w:rPr>
+        <w:t xml:space="preserve">initial orderings (i.e., </w:t>
+      </w:r>
+      <w:hyperlink r:id="rId5" w:history="1">
+        <w:r>
+          <w:rPr>
+            <w:rStyle w:val="Hyperlink"/>
+            <w:sz w:val="24"/>
+            <w:szCs w:val="24"/>
+          </w:rPr>
+          <w:t>var</w:t>
+        </w:r>
+        <w:r>
+          <w:rPr>
+            <w:rStyle w:val="Hyperlink"/>
+            <w:sz w:val="24"/>
+            <w:szCs w:val="24"/>
+          </w:rPr>
+          <w:t>ying</w:t>
+        </w:r>
+        <w:r>
+          <w:rPr>
+            <w:rStyle w:val="Hyperlink"/>
+            <w:sz w:val="24"/>
+            <w:szCs w:val="24"/>
+          </w:rPr>
+          <w:t xml:space="preserve"> degrees of partial sorting</w:t>
+        </w:r>
+      </w:hyperlink>
+      <w:r>
+        <w:rPr>
+          <w:sz w:val="24"/>
+          <w:szCs w:val="24"/>
+        </w:rPr>
+        <w:t>)</w:t>
+      </w:r>
+      <w:r>
+        <w:rPr>
+          <w:sz w:val="24"/>
+          <w:szCs w:val="24"/>
+        </w:rPr>
+        <w:t xml:space="preserve">. Count swaps and count </w:t>
+      </w:r>
+      <w:r>
+        <w:rPr>
+          <w:sz w:val="24"/>
+          <w:szCs w:val="24"/>
+        </w:rPr>
+        <w:t>comparisons.</w:t>
+      </w:r>
+      <w:r>
+        <w:rPr>
+          <w:sz w:val="24"/>
+          <w:szCs w:val="24"/>
+        </w:rPr>
+        <w:t xml:space="preserve"> Measure CPU times.</w:t>
       </w:r>
     </w:p>
     <w:p>
@@ -143,7 +217,56 @@
           <w:sz w:val="24"/>
           <w:szCs w:val="24"/>
         </w:rPr>
-        <w:t>The effect of loop unrolling to the point of instruction cache thrashing.</w:t>
+        <w:t>The effect of different loop orderings</w:t>
+      </w:r>
+      <w:r>
+        <w:rPr>
+          <w:sz w:val="24"/>
+          <w:szCs w:val="24"/>
+        </w:rPr>
+        <w:t xml:space="preserve"> (there are 6) </w:t>
+      </w:r>
+      <w:r>
+        <w:rPr>
+          <w:sz w:val="24"/>
+          <w:szCs w:val="24"/>
+        </w:rPr>
+        <w:t xml:space="preserve">for </w:t>
+      </w:r>
+      <w:r>
+        <w:rPr>
+          <w:sz w:val="24"/>
+          <w:szCs w:val="24"/>
+        </w:rPr>
+        <w:t xml:space="preserve">the </w:t>
+      </w:r>
+      <w:r>
+        <w:rPr>
+          <w:sz w:val="24"/>
+          <w:szCs w:val="24"/>
+        </w:rPr>
+        <w:t xml:space="preserve">matrix multiplication </w:t>
+      </w:r>
+      <w:r>
+        <w:rPr>
+          <w:sz w:val="24"/>
+          <w:szCs w:val="24"/>
+        </w:rPr>
+        <w:t xml:space="preserve">of </w:t>
+      </w:r>
+      <w:r>
+        <w:rPr>
+          <w:sz w:val="24"/>
+          <w:szCs w:val="24"/>
+        </w:rPr>
+        <w:t>various sizes of large matrices</w:t>
+      </w:r>
+      <w:r>
+        <w:rPr>
+          <w:sz w:val="24"/>
+          <w:szCs w:val="24"/>
+        </w:rPr>
+        <w:t xml:space="preserve"> (~ 1Kx1K) on execution time.</w:t>
       </w:r>
     </w:p>
     <w:p>
@@ -163,23 +286,7 @@
           <w:sz w:val="24"/>
           <w:szCs w:val="24"/>
         </w:rPr>
-        <w:t xml:space="preserve">Comparing different compression algorithms/functions/programs on different data measuring compression ratios, time for compression, time for decompression.  Some compression functions have levels, e.g. </w:t>
-      </w:r>
-      <w:proofErr w:type="spellStart"/>
-      <w:r>
-        <w:rPr>
-          <w:sz w:val="24"/>
-          <w:szCs w:val="24"/>
-        </w:rPr>
-        <w:t>gzip</w:t>
-      </w:r>
-      <w:proofErr w:type="spellEnd"/>
-      <w:r>
-        <w:rPr>
-          <w:sz w:val="24"/>
-          <w:szCs w:val="24"/>
-        </w:rPr>
-        <w:t>.</w:t>
+        <w:t>The effect of loop unrolling to the point of instruction cache thrashing.</w:t>
       </w:r>
     </w:p>
     <w:p>
@@ -199,21 +306,23 @@
           <w:sz w:val="24"/>
           <w:szCs w:val="24"/>
         </w:rPr>
-        <w:t xml:space="preserve">The effect of using adjacency lists vs adjacency matrices for a </w:t>
-      </w:r>
-      <w:r>
-        <w:rPr>
-          <w:sz w:val="24"/>
-          <w:szCs w:val="24"/>
-        </w:rPr>
-        <w:t xml:space="preserve">connected </w:t>
-      </w:r>
-      <w:r>
-        <w:rPr>
-          <w:sz w:val="24"/>
-          <w:szCs w:val="24"/>
-        </w:rPr>
-        <w:t>graph algorithm.</w:t>
+        <w:t xml:space="preserve">Comparing different compression algorithms/functions/programs on different data measuring compression ratios, time for compression, time for decompression.  Some compression functions have levels, e.g. </w:t>
+      </w:r>
+      <w:proofErr w:type="spellStart"/>
+      <w:r>
+        <w:rPr>
+          <w:sz w:val="24"/>
+          <w:szCs w:val="24"/>
+        </w:rPr>
+        <w:t>gzip</w:t>
+      </w:r>
+      <w:proofErr w:type="spellEnd"/>
+      <w:r>
+        <w:rPr>
+          <w:sz w:val="24"/>
+          <w:szCs w:val="24"/>
+        </w:rPr>
+        <w:t>.</w:t>
       </w:r>
     </w:p>
     <w:p>
@@ -233,23 +342,21 @@
           <w:sz w:val="24"/>
           <w:szCs w:val="24"/>
         </w:rPr>
-        <w:t xml:space="preserve">Compare Prim vs </w:t>
-      </w:r>
-      <w:proofErr w:type="spellStart"/>
-      <w:r>
-        <w:rPr>
-          <w:sz w:val="24"/>
-          <w:szCs w:val="24"/>
-        </w:rPr>
-        <w:t>Kruskal</w:t>
-      </w:r>
-      <w:proofErr w:type="spellEnd"/>
-      <w:r>
-        <w:rPr>
-          <w:sz w:val="24"/>
-          <w:szCs w:val="24"/>
-        </w:rPr>
-        <w:t xml:space="preserve"> algorithms for the MST of a connected graph.</w:t>
+        <w:t xml:space="preserve">The effect of using adjacency lists vs adjacency matrices for a </w:t>
+      </w:r>
+      <w:r>
+        <w:rPr>
+          <w:sz w:val="24"/>
+          <w:szCs w:val="24"/>
+        </w:rPr>
+        <w:t xml:space="preserve">connected </w:t>
+      </w:r>
+      <w:r>
+        <w:rPr>
+          <w:sz w:val="24"/>
+          <w:szCs w:val="24"/>
+        </w:rPr>
+        <w:t>graph algorithm.</w:t>
       </w:r>
     </w:p>
     <w:p>
@@ -269,7 +376,7 @@
           <w:sz w:val="24"/>
           <w:szCs w:val="24"/>
         </w:rPr>
-        <w:t>The effect of using different implementations (e.g. array vs linked-list) for sorted container operations.</w:t>
+        <w:t>Compare Prim vs Kruskal algorithms for the MST of a connected graph.</w:t>
       </w:r>
     </w:p>
     <w:p>
@@ -289,14 +396,7 @@
           <w:sz w:val="24"/>
           <w:szCs w:val="24"/>
         </w:rPr>
-        <w:t>Comparison of different sorting algorithms on various data sizes, degree of partial ordering, degree of repeated values</w:t>
-      </w:r>
-      <w:r>
-        <w:rPr>
-          <w:sz w:val="24"/>
-          <w:szCs w:val="24"/>
-        </w:rPr>
-        <w:t>, etc.</w:t>
+        <w:t>The effect of using different implementations (e.g. array vs linked-list) for sorted container operations.</w:t>
       </w:r>
     </w:p>
     <w:p>
@@ -316,60 +416,14 @@
           <w:sz w:val="24"/>
           <w:szCs w:val="24"/>
         </w:rPr>
-        <w:t xml:space="preserve">Hybrid sorting algorithms: what would be the optimal base case size for a hybrid quicksort implementation that switches to a simpler (often quadratic) sorting algorithm when the interval size is at or below the base case </w:t>
-      </w:r>
-      <w:proofErr w:type="gramStart"/>
-      <w:r>
-        <w:rPr>
-          <w:sz w:val="24"/>
-          <w:szCs w:val="24"/>
-        </w:rPr>
-        <w:t>size.</w:t>
-      </w:r>
-      <w:proofErr w:type="gramEnd"/>
-      <w:r>
-        <w:rPr>
-          <w:sz w:val="24"/>
-          <w:szCs w:val="24"/>
-        </w:rPr>
-        <w:t xml:space="preserve"> Candidate </w:t>
-      </w:r>
-      <w:r>
-        <w:rPr>
-          <w:sz w:val="24"/>
-          <w:szCs w:val="24"/>
-        </w:rPr>
-        <w:t xml:space="preserve">iterative </w:t>
-      </w:r>
-      <w:r>
-        <w:rPr>
-          <w:sz w:val="24"/>
-          <w:szCs w:val="24"/>
-        </w:rPr>
-        <w:t>low-overhead sorts include bubble, shaker, insertion, selection</w:t>
-      </w:r>
-      <w:r>
-        <w:rPr>
-          <w:sz w:val="24"/>
-          <w:szCs w:val="24"/>
-        </w:rPr>
-        <w:t xml:space="preserve">, </w:t>
-      </w:r>
-      <w:proofErr w:type="gramStart"/>
-      <w:r>
-        <w:rPr>
-          <w:sz w:val="24"/>
-          <w:szCs w:val="24"/>
-        </w:rPr>
-        <w:t>shell</w:t>
-      </w:r>
-      <w:proofErr w:type="gramEnd"/>
-      <w:r>
-        <w:rPr>
-          <w:sz w:val="24"/>
-          <w:szCs w:val="24"/>
-        </w:rPr>
-        <w:t xml:space="preserve"> – compare the performance of these candidate iterative sorts in this context.</w:t>
+        <w:t>Comparison of different sorting algorithms on various data sizes, degree of partial ordering, degree of repeated values</w:t>
+      </w:r>
+      <w:r>
+        <w:rPr>
+          <w:sz w:val="24"/>
+          <w:szCs w:val="24"/>
+        </w:rPr>
+        <w:t>, etc.</w:t>
       </w:r>
     </w:p>
     <w:p>
@@ -389,7 +443,28 @@
           <w:sz w:val="24"/>
           <w:szCs w:val="24"/>
         </w:rPr>
-        <w:t>Compare the effect on execution time of implementations of algorithms in different programming languages – these algorithms could be from a library written in that language.</w:t>
+        <w:t xml:space="preserve">Hybrid sorting algorithms: what would be the optimal base case size for a hybrid quicksort implementation that switches to a simpler (often quadratic) sorting algorithm when the interval size is at or below the base case size. Candidate </w:t>
+      </w:r>
+      <w:r>
+        <w:rPr>
+          <w:sz w:val="24"/>
+          <w:szCs w:val="24"/>
+        </w:rPr>
+        <w:t xml:space="preserve">iterative </w:t>
+      </w:r>
+      <w:r>
+        <w:rPr>
+          <w:sz w:val="24"/>
+          <w:szCs w:val="24"/>
+        </w:rPr>
+        <w:t>low-overhead sorts include bubble, shaker, insertion, selection</w:t>
+      </w:r>
+      <w:r>
+        <w:rPr>
+          <w:sz w:val="24"/>
+          <w:szCs w:val="24"/>
+        </w:rPr>
+        <w:t>, shell – compare the performance of these candidate iterative sorts in this context.</w:t>
       </w:r>
     </w:p>
     <w:p>
@@ -409,14 +484,7 @@
           <w:sz w:val="24"/>
           <w:szCs w:val="24"/>
         </w:rPr>
-        <w:t>Comparison of recursion with memorization vs iterative versions</w:t>
-      </w:r>
-      <w:r>
-        <w:rPr>
-          <w:sz w:val="24"/>
-          <w:szCs w:val="24"/>
-        </w:rPr>
-        <w:t xml:space="preserve"> of algorithms.</w:t>
+        <w:t>Compare the effect on execution time of implementations of algorithms in different programming languages – these algorithms could be from a library written in that language.</w:t>
       </w:r>
     </w:p>
     <w:p>
@@ -436,21 +504,14 @@
           <w:sz w:val="24"/>
           <w:szCs w:val="24"/>
         </w:rPr>
-        <w:t>Compare the performance of different tree-based intrusive associative containers in the Boost C++ library [</w:t>
-      </w:r>
-      <w:r>
-        <w:rPr>
-          <w:sz w:val="24"/>
-          <w:szCs w:val="24"/>
-        </w:rPr>
-        <w:t>https://www.boost.org/doc/libs/1_75_0/doc/html/intrusive/presenting_containers.html</w:t>
-      </w:r>
-      <w:r>
-        <w:rPr>
-          <w:sz w:val="24"/>
-          <w:szCs w:val="24"/>
-        </w:rPr>
-        <w:t>]</w:t>
+        <w:t>Comparison of recursion with memorization vs iterative versions</w:t>
+      </w:r>
+      <w:r>
+        <w:rPr>
+          <w:sz w:val="24"/>
+          <w:szCs w:val="24"/>
+        </w:rPr>
+        <w:t xml:space="preserve"> of algorithms.</w:t>
       </w:r>
     </w:p>
     <w:p>
@@ -470,6 +531,40 @@
           <w:sz w:val="24"/>
           <w:szCs w:val="24"/>
         </w:rPr>
+        <w:t>Compare the performance of different tree-based intrusive associative containers in the Boost C++ library [</w:t>
+      </w:r>
+      <w:r>
+        <w:rPr>
+          <w:sz w:val="24"/>
+          <w:szCs w:val="24"/>
+        </w:rPr>
+        <w:t>https://www.boost.org/doc/libs/1_75_0/doc/html/intrusive/presenting_containers.html</w:t>
+      </w:r>
+      <w:r>
+        <w:rPr>
+          <w:sz w:val="24"/>
+          <w:szCs w:val="24"/>
+        </w:rPr>
+        <w:t>]</w:t>
+      </w:r>
+    </w:p>
+    <w:p>
+      <w:pPr>
+        <w:pStyle w:val="ListParagraph"/>
+        <w:numPr>
+          <w:ilvl w:val="0"/>
+          <w:numId w:val="1"/>
+        </w:numPr>
+        <w:rPr>
+          <w:sz w:val="24"/>
+          <w:szCs w:val="24"/>
+        </w:rPr>
+      </w:pPr>
+      <w:r>
+        <w:rPr>
+          <w:sz w:val="24"/>
+          <w:szCs w:val="24"/>
+        </w:rPr>
         <w:t xml:space="preserve">Comparing </w:t>
       </w:r>
       <w:r>
@@ -479,8 +574,6 @@
         </w:rPr>
         <w:t>disk latencies of HDD and SSD drives for sequential and random access.</w:t>
       </w:r>
-      <w:bookmarkStart w:id="0" w:name="_GoBack"/>
-      <w:bookmarkEnd w:id="0"/>
     </w:p>
     <w:sectPr>
       <w:pgSz w:w="12240" w:h="15840"/>
@@ -493,7 +586,7 @@
 </file>
 
 <file path=word/numbering.xml><?xml version="1.0" encoding="utf-8"?>
-<w:numbering xmlns:wpc="http://schemas.microsoft.com/office/word/2010/wordprocessingCanvas" xmlns:cx="http://schemas.microsoft.com/office/drawing/2014/chartex" xmlns:cx1="http://schemas.microsoft.com/office/drawing/2015/9/8/chartex" xmlns:mc="http://schemas.openxmlformats.org/markup-compatibility/2006" xmlns:o="urn:schemas-microsoft-com:office:office" xmlns:r="http://schemas.openxmlformats.org/officeDocument/2006/relationships" xmlns:m="http://schemas.openxmlformats.org/officeDocument/2006/math" xmlns:v="urn:schemas-microsoft-com:vml" xmlns:wp14="http://schemas.microsoft.com/office/word/2010/wordprocessingDrawing" xmlns:wp="http://schemas.openxmlformats.org/drawingml/2006/wordprocessingDrawing" xmlns:w10="urn:schemas-microsoft-com:office:word" xmlns:w="http://schemas.openxmlformats.org/wordprocessingml/2006/main" xmlns:w14="http://schemas.microsoft.com/office/word/2010/wordml" xmlns:w15="http://schemas.microsoft.com/office/word/2012/wordml" xmlns:w16se="http://schemas.microsoft.com/office/word/2015/wordml/symex" xmlns:wpg="http://schemas.microsoft.com/office/word/2010/wordprocessingGroup" xmlns:wpi="http://schemas.microsoft.com/office/word/2010/wordprocessingInk" xmlns:wne="http://schemas.microsoft.com/office/word/2006/wordml" xmlns:wps="http://schemas.microsoft.com/office/word/2010/wordprocessingShape" mc:Ignorable="w14 w15 w16se wp14">
+<w:numbering xmlns:wpc="http://schemas.microsoft.com/office/word/2010/wordprocessingCanvas" xmlns:cx="http://schemas.microsoft.com/office/drawing/2014/chartex" xmlns:cx1="http://schemas.microsoft.com/office/drawing/2015/9/8/chartex" xmlns:cx2="http://schemas.microsoft.com/office/drawing/2015/10/21/chartex" xmlns:cx3="http://schemas.microsoft.com/office/drawing/2016/5/9/chartex" xmlns:cx4="http://schemas.microsoft.com/office/drawing/2016/5/10/chartex" xmlns:cx5="http://schemas.microsoft.com/office/drawing/2016/5/11/chartex" xmlns:cx6="http://schemas.microsoft.com/office/drawing/2016/5/12/chartex" xmlns:cx7="http://schemas.microsoft.com/office/drawing/2016/5/13/chartex" xmlns:cx8="http://schemas.microsoft.com/office/drawing/2016/5/14/chartex" xmlns:mc="http://schemas.openxmlformats.org/markup-compatibility/2006" xmlns:aink="http://schemas.microsoft.com/office/drawing/2016/ink" xmlns:am3d="http://schemas.microsoft.com/office/drawing/2017/model3d" xmlns:o="urn:schemas-microsoft-com:office:office" xmlns:oel="http://schemas.microsoft.com/office/2019/extlst" xmlns:r="http://schemas.openxmlformats.org/officeDocument/2006/relationships" xmlns:m="http://schemas.openxmlformats.org/officeDocument/2006/math" xmlns:v="urn:schemas-microsoft-com:vml" xmlns:wp14="http://schemas.microsoft.com/office/word/2010/wordprocessingDrawing" xmlns:wp="http://schemas.openxmlformats.org/drawingml/2006/wordprocessingDrawing" xmlns:w10="urn:schemas-microsoft-com:office:word" xmlns:w="http://schemas.openxmlformats.org/wordprocessingml/2006/main" xmlns:w14="http://schemas.microsoft.com/office/word/2010/wordml" xmlns:w15="http://schemas.microsoft.com/office/word/2012/wordml" xmlns:w16cex="http://schemas.microsoft.com/office/word/2018/wordml/cex" xmlns:w16cid="http://schemas.microsoft.com/office/word/2016/wordml/cid" xmlns:w16="http://schemas.microsoft.com/office/word/2018/wordml" xmlns:w16du="http://schemas.microsoft.com/office/word/2023/wordml/word16du" xmlns:w16sdtdh="http://schemas.microsoft.com/office/word/2020/wordml/sdtdatahash" xmlns:w16sdtfl="http://schemas.microsoft.com/office/word/2024/wordml/sdtformatlock" xmlns:w16se="http://schemas.microsoft.com/office/word/2015/wordml/symex" xmlns:wpg="http://schemas.microsoft.com/office/word/2010/wordprocessingGroup" xmlns:wpi="http://schemas.microsoft.com/office/word/2010/wordprocessingInk" xmlns:wne="http://schemas.microsoft.com/office/word/2006/wordml" xmlns:wps="http://schemas.microsoft.com/office/word/2010/wordprocessingShape" mc:Ignorable="w14 w15 w16se w16cid w16 w16cex w16sdtdh w16sdtfl w16du wp14">
   <w:abstractNum w:abstractNumId="0" w15:restartNumberingAfterBreak="0">
     <w:nsid w:val="6F89293D"/>
     <w:multiLevelType w:val="hybridMultilevel"/>
@@ -607,14 +700,14 @@
       </w:rPr>
     </w:lvl>
   </w:abstractNum>
-  <w:num w:numId="1">
+  <w:num w:numId="1" w16cid:durableId="1099569560">
     <w:abstractNumId w:val="0"/>
   </w:num>
 </w:numbering>
 </file>
 
 <file path=word/styles.xml><?xml version="1.0" encoding="utf-8"?>
-<w:styles xmlns:mc="http://schemas.openxmlformats.org/markup-compatibility/2006" xmlns:r="http://schemas.openxmlformats.org/officeDocument/2006/relationships" xmlns:w="http://schemas.openxmlformats.org/wordprocessingml/2006/main" xmlns:w14="http://schemas.microsoft.com/office/word/2010/wordml" xmlns:w15="http://schemas.microsoft.com/office/word/2012/wordml" xmlns:w16se="http://schemas.microsoft.com/office/word/2015/wordml/symex" mc:Ignorable="w14 w15 w16se">
+<w:styles xmlns:mc="http://schemas.openxmlformats.org/markup-compatibility/2006" xmlns:r="http://schemas.openxmlformats.org/officeDocument/2006/relationships" xmlns:w="http://schemas.openxmlformats.org/wordprocessingml/2006/main" xmlns:w14="http://schemas.microsoft.com/office/word/2010/wordml" xmlns:w15="http://schemas.microsoft.com/office/word/2012/wordml" xmlns:w16cex="http://schemas.microsoft.com/office/word/2018/wordml/cex" xmlns:w16cid="http://schemas.microsoft.com/office/word/2016/wordml/cid" xmlns:w16="http://schemas.microsoft.com/office/word/2018/wordml" xmlns:w16du="http://schemas.microsoft.com/office/word/2023/wordml/word16du" xmlns:w16sdtdh="http://schemas.microsoft.com/office/word/2020/wordml/sdtdatahash" xmlns:w16sdtfl="http://schemas.microsoft.com/office/word/2024/wordml/sdtformatlock" xmlns:w16se="http://schemas.microsoft.com/office/word/2015/wordml/symex" mc:Ignorable="w14 w15 w16se w16cid w16 w16cex w16sdtdh w16sdtfl w16du">
   <w:docDefaults>
     <w:rPrDefault>
       <w:rPr>
@@ -630,7 +723,7 @@
       </w:pPr>
     </w:pPrDefault>
   </w:docDefaults>
-  <w:latentStyles w:defLockedState="0" w:defUIPriority="99" w:defSemiHidden="0" w:defUnhideWhenUsed="0" w:defQFormat="0" w:count="371">
+  <w:latentStyles w:defLockedState="0" w:defUIPriority="99" w:defSemiHidden="0" w:defUnhideWhenUsed="0" w:defQFormat="0" w:count="376">
     <w:lsdException w:name="Normal" w:uiPriority="0" w:qFormat="1"/>
     <w:lsdException w:name="heading 1" w:uiPriority="9" w:qFormat="1"/>
     <w:lsdException w:name="heading 2" w:semiHidden="1" w:uiPriority="9" w:unhideWhenUsed="1" w:qFormat="1"/>
@@ -1002,6 +1095,11 @@
     <w:lsdException w:name="List Table 5 Dark Accent 6" w:uiPriority="50"/>
     <w:lsdException w:name="List Table 6 Colorful Accent 6" w:uiPriority="51"/>
     <w:lsdException w:name="List Table 7 Colorful Accent 6" w:uiPriority="52"/>
+    <w:lsdException w:name="Mention" w:semiHidden="1" w:unhideWhenUsed="1"/>
+    <w:lsdException w:name="Smart Hyperlink" w:semiHidden="1" w:unhideWhenUsed="1"/>
+    <w:lsdException w:name="Hashtag" w:semiHidden="1" w:unhideWhenUsed="1"/>
+    <w:lsdException w:name="Unresolved Mention" w:semiHidden="1" w:unhideWhenUsed="1"/>
+    <w:lsdException w:name="Smart Link" w:semiHidden="1" w:unhideWhenUsed="1"/>
   </w:latentStyles>
   <w:style w:type="paragraph" w:default="1" w:styleId="Normal">
     <w:name w:val="Normal"/>
@@ -1044,6 +1142,29 @@
       <w:ind w:left="720"/>
       <w:contextualSpacing/>
     </w:pPr>
+  </w:style>
+  <w:style w:type="character" w:styleId="Hyperlink">
+    <w:name w:val="Hyperlink"/>
+    <w:basedOn w:val="DefaultParagraphFont"/>
+    <w:uiPriority w:val="99"/>
+    <w:unhideWhenUsed/>
+    <w:rsid w:val="00537CA1"/>
+    <w:rPr>
+      <w:color w:val="0563C1" w:themeColor="hyperlink"/>
+      <w:u w:val="single"/>
+    </w:rPr>
+  </w:style>
+  <w:style w:type="character" w:styleId="UnresolvedMention">
+    <w:name w:val="Unresolved Mention"/>
+    <w:basedOn w:val="DefaultParagraphFont"/>
+    <w:uiPriority w:val="99"/>
+    <w:semiHidden/>
+    <w:unhideWhenUsed/>
+    <w:rsid w:val="00537CA1"/>
+    <w:rPr>
+      <w:color w:val="605E5C"/>
+      <w:shd w:val="clear" w:color="auto" w:fill="E1DFDD"/>
+    </w:rPr>
   </w:style>
 </w:styles>
 </file>
